--- a/6-过程管理/运行记录类文件/060204-淮安生态新城信息系统运维服务项目-过程量化指标.docx
+++ b/6-过程管理/运行记录类文件/060204-淮安生态新城信息系统运维服务项目-过程量化指标.docx
@@ -98,32 +98,15 @@
         <w:pStyle w:val="27"/>
         <w:spacing w:after="2160"/>
       </w:pPr>
-      <w:bookmarkStart w:id="4" w:name="_Toc227055859"/>
-      <w:bookmarkStart w:id="5" w:name="_Toc2684"/>
+      <w:bookmarkStart w:id="4" w:name="_Toc2684"/>
+      <w:bookmarkStart w:id="5" w:name="_Toc227055859"/>
       <w:r>
         <w:t>江苏云储智能科技有限公司</w:t>
       </w:r>
       <w:bookmarkEnd w:id="4"/>
       <w:bookmarkEnd w:id="5"/>
-    </w:p>
-    <w:p>
-      <w:pPr>
-        <w:pStyle w:val="27"/>
-        <w:keepNext w:val="0"/>
-        <w:keepLines w:val="0"/>
-        <w:pageBreakBefore w:val="0"/>
-        <w:widowControl w:val="0"/>
-        <w:kinsoku w:val="0"/>
-        <w:wordWrap/>
-        <w:overflowPunct/>
-        <w:topLinePunct w:val="0"/>
-        <w:autoSpaceDE w:val="0"/>
-        <w:autoSpaceDN w:val="0"/>
-        <w:bidi w:val="0"/>
-        <w:adjustRightInd w:val="0"/>
-        <w:snapToGrid w:val="0"/>
-        <w:textAlignment w:val="baseline"/>
-      </w:pPr>
+      <w:bookmarkStart w:id="8" w:name="_GoBack"/>
+      <w:bookmarkEnd w:id="8"/>
     </w:p>
     <w:p>
       <w:pPr>
@@ -186,7 +169,7 @@
           <w:szCs w:val="36"/>
           <w:lang w:val="en-US" w:eastAsia="zh-CN"/>
         </w:rPr>
-        <w:t>4</w:t>
+        <w:t>1</w:t>
       </w:r>
       <w:r>
         <w:rPr>
@@ -4452,8 +4435,6 @@
           <w:lang w:val="en-US" w:eastAsia="zh-CN"/>
         </w:rPr>
       </w:pPr>
-      <w:bookmarkStart w:id="8" w:name="_GoBack"/>
-      <w:bookmarkEnd w:id="8"/>
     </w:p>
     <w:sectPr>
       <w:headerReference r:id="rId5" w:type="default"/>
